--- a/docs/tutorials/DOSSIE_RELEASE_V12_0_0205.docx
+++ b/docs/tutorials/DOSSIE_RELEASE_V12_0_0205.docx
@@ -189,7 +189,7 @@
               <w:pStyle w:val="Compact"/>
             </w:pPr>
             <w:r>
-              <w:t xml:space="preserve">VALIDADO/OFICIAL após Gate RVS</w:t>
+              <w:t xml:space="preserve">VALIDADO/OFICIAL após Gate RVS final</w:t>
             </w:r>
             <w:r>
               <w:t xml:space="preserve"> </w:t>
@@ -198,7 +198,7 @@
               <w:rPr>
                 <w:rStyle w:val="VerbatimChar"/>
               </w:rPr>
-              <w:t xml:space="preserve">VR_20260521_182816</w:t>
+              <w:t xml:space="preserve">VR_20260523_215637</w:t>
             </w:r>
           </w:p>
         </w:tc>
@@ -460,7 +460,7 @@
               <w:rPr>
                 <w:rStyle w:val="VerbatimChar"/>
               </w:rPr>
-              <w:t xml:space="preserve">VR_20260521_182816</w:t>
+              <w:t xml:space="preserve">VR_20260523_215637</w:t>
             </w:r>
           </w:p>
         </w:tc>
@@ -541,7 +541,7 @@
               <w:rPr>
                 <w:rStyle w:val="VerbatimChar"/>
               </w:rPr>
-              <w:t xml:space="preserve">auditoria/evidencias/V12.0.0205/csv/ValidacaoReleaseRVS_V12_0_0205_VR_20260521_182816.csv</w:t>
+              <w:t xml:space="preserve">auditoria/evidencias/V12.0.0205/csv/ValidacaoReleaseRVS_V12_0_0205_VR_20260523_215637.csv</w:t>
             </w:r>
           </w:p>
         </w:tc>
@@ -568,7 +568,7 @@
               <w:rPr>
                 <w:rStyle w:val="VerbatimChar"/>
               </w:rPr>
-              <w:t xml:space="preserve">74c8dbf7fe9e05fdd44014c0079d4d588d6da80e519fcee61a0149c7a7d6eb64</w:t>
+              <w:t xml:space="preserve">7146912436ab0ef3080e90d7183c614699226a65047330a2730718f2cfffbc60</w:t>
             </w:r>
           </w:p>
         </w:tc>
